--- a/testakten/insolvenzplan-starug-planwerkstatt-metallbau-hansa/17_gerichtliche_route.docx
+++ b/testakten/insolvenzplan-starug-planwerkstatt-metallbau-hansa/17_gerichtliche_route.docx
@@ -5,84 +5,129 @@
     <w:p>
       <w:pPr>
         <w:pStyle w:val="Heading1"/>
+        <w:spacing w:after="160" w:line="259" w:lineRule="auto"/>
       </w:pPr>
       <w:r>
         <w:rPr>
           <w:rFonts w:ascii="Times New Roman" w:hAnsi="Times New Roman"/>
+          <w:b/>
+          <w:sz w:val="28"/>
         </w:rPr>
         <w:t>Gerichtliche Route – Verfahrenswahl und Prozessablauf</w:t>
       </w:r>
     </w:p>
     <w:p>
       <w:pPr>
+        <w:spacing w:before="120" w:after="60" w:line="259" w:lineRule="auto"/>
         <w:jc w:val="left"/>
       </w:pPr>
       <w:r>
         <w:rPr>
-          <w:b/>
+          <w:rFonts w:ascii="Times New Roman" w:hAnsi="Times New Roman"/>
+          <w:b w:val="0"/>
+          <w:i w:val="0"/>
+          <w:sz w:val="22"/>
         </w:rPr>
         <w:t>Aktenzeichen:</w:t>
       </w:r>
       <w:r>
+        <w:rPr>
+          <w:rFonts w:ascii="Times New Roman" w:hAnsi="Times New Roman"/>
+          <w:b w:val="0"/>
+          <w:i w:val="0"/>
+          <w:sz w:val="22"/>
+        </w:rPr>
         <w:t xml:space="preserve"> MH-2026-001</w:t>
       </w:r>
     </w:p>
     <w:p>
       <w:pPr>
+        <w:spacing w:before="120" w:after="60" w:line="259" w:lineRule="auto"/>
         <w:jc w:val="left"/>
       </w:pPr>
       <w:r>
         <w:rPr>
+          <w:rFonts w:ascii="Times New Roman" w:hAnsi="Times New Roman"/>
           <w:b/>
+          <w:sz w:val="22"/>
         </w:rPr>
         <w:t>Stand:</w:t>
       </w:r>
       <w:r>
+        <w:rPr>
+          <w:rFonts w:ascii="Times New Roman" w:hAnsi="Times New Roman"/>
+          <w:b/>
+          <w:sz w:val="22"/>
+        </w:rPr>
         <w:t xml:space="preserve"> 9. Juni 2026</w:t>
       </w:r>
     </w:p>
     <w:p>
       <w:pPr>
+        <w:spacing w:before="120" w:after="60" w:line="259" w:lineRule="auto"/>
         <w:jc w:val="left"/>
       </w:pPr>
       <w:r>
         <w:rPr>
+          <w:rFonts w:ascii="Times New Roman" w:hAnsi="Times New Roman"/>
           <w:b/>
+          <w:sz w:val="22"/>
         </w:rPr>
         <w:t>Verfasser:</w:t>
       </w:r>
       <w:r>
+        <w:rPr>
+          <w:rFonts w:ascii="Times New Roman" w:hAnsi="Times New Roman"/>
+          <w:b/>
+          <w:sz w:val="22"/>
+        </w:rPr>
         <w:t xml:space="preserve"> RA Dr. Karolin Westphal</w:t>
       </w:r>
     </w:p>
     <w:p>
       <w:pPr>
+        <w:spacing w:before="120" w:after="60" w:line="259" w:lineRule="auto"/>
         <w:jc w:val="left"/>
       </w:pPr>
       <w:r>
         <w:rPr>
+          <w:rFonts w:ascii="Times New Roman" w:hAnsi="Times New Roman"/>
           <w:b/>
+          <w:sz w:val="22"/>
         </w:rPr>
         <w:t>Entscheidungsdatum (geplant):</w:t>
       </w:r>
       <w:r>
+        <w:rPr>
+          <w:rFonts w:ascii="Times New Roman" w:hAnsi="Times New Roman"/>
+          <w:b/>
+          <w:sz w:val="22"/>
+        </w:rPr>
         <w:t xml:space="preserve"> 13. Juni 2026 (Mandantengespräch)</w:t>
       </w:r>
     </w:p>
-    <w:p/>
+    <w:p>
+      <w:pPr>
+        <w:spacing w:line="259" w:lineRule="auto" w:after="60"/>
+      </w:pPr>
+    </w:p>
     <w:p>
       <w:pPr>
         <w:pStyle w:val="Heading2"/>
+        <w:spacing w:before="120" w:after="60" w:line="259" w:lineRule="auto"/>
       </w:pPr>
       <w:r>
         <w:rPr>
           <w:rFonts w:ascii="Times New Roman" w:hAnsi="Times New Roman"/>
+          <w:b/>
+          <w:sz w:val="22"/>
         </w:rPr>
         <w:t>1. Entscheidungsgrundlage und Überblick</w:t>
       </w:r>
     </w:p>
     <w:p>
       <w:pPr>
+        <w:spacing w:line="259" w:lineRule="auto" w:after="60"/>
         <w:jc w:val="left"/>
       </w:pPr>
       <w:r>
@@ -630,6 +675,7 @@
     </w:tbl>
     <w:p>
       <w:pPr>
+        <w:spacing w:line="259" w:lineRule="auto" w:after="60"/>
         <w:jc w:val="left"/>
       </w:pPr>
       <w:r>
@@ -642,10 +688,15 @@
         <w:t xml:space="preserve"> Insolvenzplan in Eigenverwaltung (Option B), begründet wie nachfolgend.</w:t>
       </w:r>
     </w:p>
-    <w:p/>
+    <w:p>
+      <w:pPr>
+        <w:spacing w:line="259" w:lineRule="auto" w:after="60"/>
+      </w:pPr>
+    </w:p>
     <w:p>
       <w:pPr>
         <w:pStyle w:val="Heading2"/>
+        <w:spacing w:line="259" w:lineRule="auto" w:after="60"/>
       </w:pPr>
       <w:r>
         <w:rPr>
@@ -657,6 +708,7 @@
     <w:p>
       <w:pPr>
         <w:pStyle w:val="Heading3"/>
+        <w:spacing w:line="259" w:lineRule="auto" w:after="60"/>
       </w:pPr>
       <w:r>
         <w:rPr>
@@ -667,6 +719,7 @@
     </w:p>
     <w:p>
       <w:pPr>
+        <w:spacing w:line="259" w:lineRule="auto" w:after="60"/>
         <w:jc w:val="left"/>
       </w:pPr>
       <w:r>
@@ -676,6 +729,7 @@
     <w:p>
       <w:pPr>
         <w:pStyle w:val="ListNumber"/>
+        <w:spacing w:line="259" w:lineRule="auto" w:after="60"/>
       </w:pPr>
       <w:r>
         <w:t xml:space="preserve">Die Schuldnerin ist </w:t>
@@ -711,6 +765,7 @@
     <w:p>
       <w:pPr>
         <w:pStyle w:val="ListNumber"/>
+        <w:spacing w:line="259" w:lineRule="auto" w:after="60"/>
       </w:pPr>
       <w:r>
         <w:t>Das Restrukturierungsvorhaben ist zur Beseitigung der drohenden Zahlungsunfähigkeit geeignet (§ 29 Abs. 2 StaRUG).</w:t>
@@ -718,6 +773,7 @@
     </w:p>
     <w:p>
       <w:pPr>
+        <w:spacing w:line="259" w:lineRule="auto" w:after="60"/>
         <w:jc w:val="left"/>
       </w:pPr>
       <w:r>
@@ -742,6 +798,7 @@
     <w:p>
       <w:pPr>
         <w:pStyle w:val="Heading3"/>
+        <w:spacing w:line="259" w:lineRule="auto" w:after="60"/>
       </w:pPr>
       <w:r>
         <w:rPr>
@@ -752,6 +809,7 @@
     </w:p>
     <w:p>
       <w:pPr>
+        <w:spacing w:line="259" w:lineRule="auto" w:after="60"/>
         <w:jc w:val="left"/>
       </w:pPr>
       <w:r>
@@ -763,6 +821,7 @@
     </w:p>
     <w:p>
       <w:pPr>
+        <w:spacing w:line="259" w:lineRule="auto" w:after="60"/>
         <w:jc w:val="left"/>
       </w:pPr>
       <w:r>
@@ -771,6 +830,7 @@
     </w:p>
     <w:p>
       <w:pPr>
+        <w:spacing w:line="259" w:lineRule="auto" w:after="60"/>
         <w:jc w:val="left"/>
       </w:pPr>
       <w:r>
@@ -782,6 +842,7 @@
     </w:p>
     <w:p>
       <w:pPr>
+        <w:spacing w:line="259" w:lineRule="auto" w:after="60"/>
         <w:jc w:val="left"/>
       </w:pPr>
       <w:r>
@@ -790,6 +851,7 @@
     </w:p>
     <w:p>
       <w:pPr>
+        <w:spacing w:line="259" w:lineRule="auto" w:after="60"/>
         <w:jc w:val="left"/>
       </w:pPr>
       <w:r>
@@ -801,6 +863,7 @@
     </w:p>
     <w:p>
       <w:pPr>
+        <w:spacing w:line="259" w:lineRule="auto" w:after="60"/>
         <w:jc w:val="left"/>
       </w:pPr>
       <w:r>
@@ -809,6 +872,7 @@
     </w:p>
     <w:p>
       <w:pPr>
+        <w:spacing w:line="259" w:lineRule="auto" w:after="60"/>
         <w:jc w:val="left"/>
       </w:pPr>
       <w:r>
@@ -820,6 +884,7 @@
     </w:p>
     <w:p>
       <w:pPr>
+        <w:spacing w:line="259" w:lineRule="auto" w:after="60"/>
         <w:jc w:val="left"/>
       </w:pPr>
       <w:r>
@@ -828,6 +893,7 @@
     </w:p>
     <w:p>
       <w:pPr>
+        <w:spacing w:line="259" w:lineRule="auto" w:after="60"/>
         <w:jc w:val="left"/>
       </w:pPr>
       <w:r>
@@ -839,6 +905,7 @@
     </w:p>
     <w:p>
       <w:pPr>
+        <w:spacing w:line="259" w:lineRule="auto" w:after="60"/>
         <w:jc w:val="left"/>
       </w:pPr>
       <w:r>
@@ -848,6 +915,7 @@
     <w:p>
       <w:pPr>
         <w:pStyle w:val="Heading3"/>
+        <w:spacing w:line="259" w:lineRule="auto" w:after="60"/>
       </w:pPr>
       <w:r>
         <w:rPr>
@@ -858,6 +926,7 @@
     </w:p>
     <w:p>
       <w:pPr>
+        <w:spacing w:line="259" w:lineRule="auto" w:after="60"/>
         <w:jc w:val="left"/>
       </w:pPr>
       <w:r>
@@ -870,6 +939,7 @@
     <w:p>
       <w:pPr>
         <w:pStyle w:val="ListBullet"/>
+        <w:spacing w:line="259" w:lineRule="auto" w:after="60"/>
       </w:pPr>
       <w:r>
         <w:t>Kein Insolvenzregistereintrag, geringere Öffentlichkeitswirkung.</w:t>
@@ -878,6 +948,7 @@
     <w:p>
       <w:pPr>
         <w:pStyle w:val="ListBullet"/>
+        <w:spacing w:line="259" w:lineRule="auto" w:after="60"/>
       </w:pPr>
       <w:r>
         <w:t>Kein Insolvenzverwalter; Geschäftsführung bleibt handlungsfähig.</w:t>
@@ -886,6 +957,7 @@
     <w:p>
       <w:pPr>
         <w:pStyle w:val="ListBullet"/>
+        <w:spacing w:line="259" w:lineRule="auto" w:after="60"/>
       </w:pPr>
       <w:r>
         <w:t>Lieferanten können außergerichtlich eingebunden werden (kein Druck erforderlich).</w:t>
@@ -894,6 +966,7 @@
     <w:p>
       <w:pPr>
         <w:pStyle w:val="ListBullet"/>
+        <w:spacing w:line="259" w:lineRule="auto" w:after="60"/>
       </w:pPr>
       <w:r>
         <w:t>Zeitbedarf ca. 3–4 Monate (vs. 6–12 Monate Eigenverwaltung).</w:t>
@@ -901,6 +974,7 @@
     </w:p>
     <w:p>
       <w:pPr>
+        <w:spacing w:line="259" w:lineRule="auto" w:after="60"/>
         <w:jc w:val="left"/>
       </w:pPr>
       <w:r>
@@ -913,6 +987,7 @@
     <w:p>
       <w:pPr>
         <w:pStyle w:val="ListBullet"/>
+        <w:spacing w:line="259" w:lineRule="auto" w:after="60"/>
       </w:pPr>
       <w:r>
         <w:t>Kein Insolvenzgeld: Lohnzahlungen für ca. 86 Mitarbeiter (ca. 450.000 Euro/Monat) müssen aus laufenden Mitteln bestritten werden. Bei negativem Liquiditätssaldo in KW 28–30 ist das ein erhebliches Risiko.</w:t>
@@ -921,6 +996,7 @@
     <w:p>
       <w:pPr>
         <w:pStyle w:val="ListBullet"/>
+        <w:spacing w:line="259" w:lineRule="auto" w:after="60"/>
       </w:pPr>
       <w:r>
         <w:t>Keine automatische Anfechtungssperre: Ein Gläubiger kann weiter pfänden (bis Stabilisierungsanordnung beantragt und erlassen ist).</w:t>
@@ -929,6 +1005,7 @@
     <w:p>
       <w:pPr>
         <w:pStyle w:val="ListBullet"/>
+        <w:spacing w:line="259" w:lineRule="auto" w:after="60"/>
       </w:pPr>
       <w:r>
         <w:t>Lieferanten sind nicht zwingend planbetroffene Gläubiger; ohne freiwillige Einigung kein Schuldenerlass bei Lieferanten.</w:t>
@@ -937,15 +1014,21 @@
     <w:p>
       <w:pPr>
         <w:pStyle w:val="ListBullet"/>
+        <w:spacing w:line="259" w:lineRule="auto" w:after="60"/>
       </w:pPr>
       <w:r>
         <w:t>NordBank-Cram-Down schwieriger: Das StaRUG-Gericht hat enge Prüfungsmaßstäbe; ein Cram-Down gegen die Hausbank ist politisch und rechtlich belastend.</w:t>
       </w:r>
     </w:p>
-    <w:p/>
+    <w:p>
+      <w:pPr>
+        <w:spacing w:line="259" w:lineRule="auto" w:after="60"/>
+      </w:pPr>
+    </w:p>
     <w:p>
       <w:pPr>
         <w:pStyle w:val="Heading2"/>
+        <w:spacing w:line="259" w:lineRule="auto" w:after="60"/>
       </w:pPr>
       <w:r>
         <w:rPr>
@@ -957,6 +1040,7 @@
     <w:p>
       <w:pPr>
         <w:pStyle w:val="Heading3"/>
+        <w:spacing w:line="259" w:lineRule="auto" w:after="60"/>
       </w:pPr>
       <w:r>
         <w:rPr>
@@ -967,6 +1051,7 @@
     </w:p>
     <w:p>
       <w:pPr>
+        <w:spacing w:line="259" w:lineRule="auto" w:after="60"/>
         <w:jc w:val="left"/>
       </w:pPr>
       <w:r>
@@ -975,6 +1060,7 @@
     </w:p>
     <w:p>
       <w:pPr>
+        <w:spacing w:line="259" w:lineRule="auto" w:after="60"/>
         <w:jc w:val="left"/>
       </w:pPr>
       <w:r>
@@ -990,6 +1076,7 @@
     <w:p>
       <w:pPr>
         <w:pStyle w:val="Heading3"/>
+        <w:spacing w:line="259" w:lineRule="auto" w:after="60"/>
       </w:pPr>
       <w:r>
         <w:rPr>
@@ -1000,6 +1087,7 @@
     </w:p>
     <w:p>
       <w:pPr>
+        <w:spacing w:line="259" w:lineRule="auto" w:after="60"/>
         <w:jc w:val="left"/>
       </w:pPr>
       <w:r>
@@ -1012,6 +1100,7 @@
     <w:p>
       <w:pPr>
         <w:pStyle w:val="ListBullet"/>
+        <w:spacing w:line="259" w:lineRule="auto" w:after="60"/>
       </w:pPr>
       <w:r>
         <w:t>Fertigstellung Planentwurf (darstellender + gestaltender Teil).</w:t>
@@ -1020,6 +1109,7 @@
     <w:p>
       <w:pPr>
         <w:pStyle w:val="ListBullet"/>
+        <w:spacing w:line="259" w:lineRule="auto" w:after="60"/>
       </w:pPr>
       <w:r>
         <w:t>Abstimmung mit vorläufigem Sachwalter (Kanzlei Brandt &amp; Söhne).</w:t>
@@ -1028,6 +1118,7 @@
     <w:p>
       <w:pPr>
         <w:pStyle w:val="ListBullet"/>
+        <w:spacing w:line="259" w:lineRule="auto" w:after="60"/>
       </w:pPr>
       <w:r>
         <w:t>Einholung Stellungnahme Gläubigerausschuss-Kandidaten.</w:t>
@@ -1036,6 +1127,7 @@
     <w:p>
       <w:pPr>
         <w:pStyle w:val="ListBullet"/>
+        <w:spacing w:line="259" w:lineRule="auto" w:after="60"/>
       </w:pPr>
       <w:r>
         <w:t>Aufstellung Massesicherungsplan.</w:t>
@@ -1043,6 +1135,7 @@
     </w:p>
     <w:p>
       <w:pPr>
+        <w:spacing w:line="259" w:lineRule="auto" w:after="60"/>
         <w:jc w:val="left"/>
       </w:pPr>
       <w:r>
@@ -1055,6 +1148,7 @@
     <w:p>
       <w:pPr>
         <w:pStyle w:val="ListBullet"/>
+        <w:spacing w:line="259" w:lineRule="auto" w:after="60"/>
       </w:pPr>
       <w:r>
         <w:t>Insolvenzantrag der Schuldnerin (§ 13 InsO).</w:t>
@@ -1063,6 +1157,7 @@
     <w:p>
       <w:pPr>
         <w:pStyle w:val="ListBullet"/>
+        <w:spacing w:line="259" w:lineRule="auto" w:after="60"/>
       </w:pPr>
       <w:r>
         <w:t>Antrag auf vorläufige Eigenverwaltung (§ 270a InsO).</w:t>
@@ -1071,6 +1166,7 @@
     <w:p>
       <w:pPr>
         <w:pStyle w:val="ListBullet"/>
+        <w:spacing w:line="259" w:lineRule="auto" w:after="60"/>
       </w:pPr>
       <w:r>
         <w:t>Vorlage Insolvenzplanentwurf.</w:t>
@@ -1079,6 +1175,7 @@
     <w:p>
       <w:pPr>
         <w:pStyle w:val="ListBullet"/>
+        <w:spacing w:line="259" w:lineRule="auto" w:after="60"/>
       </w:pPr>
       <w:r>
         <w:t>Vorlage 13-Wochen-Liquiditätsplanung, Überschuldungsstatus.</w:t>
@@ -1086,6 +1183,7 @@
     </w:p>
     <w:p>
       <w:pPr>
+        <w:spacing w:line="259" w:lineRule="auto" w:after="60"/>
         <w:jc w:val="left"/>
       </w:pPr>
       <w:r>
@@ -1098,6 +1196,7 @@
     <w:p>
       <w:pPr>
         <w:pStyle w:val="ListBullet"/>
+        <w:spacing w:line="259" w:lineRule="auto" w:after="60"/>
       </w:pPr>
       <w:r>
         <w:t>Anordnung vorläufige Eigenverwaltung.</w:t>
@@ -1106,6 +1205,7 @@
     <w:p>
       <w:pPr>
         <w:pStyle w:val="ListBullet"/>
+        <w:spacing w:line="259" w:lineRule="auto" w:after="60"/>
       </w:pPr>
       <w:r>
         <w:t>Einsetzung vorläufiger Sachwalter.</w:t>
@@ -1114,6 +1214,7 @@
     <w:p>
       <w:pPr>
         <w:pStyle w:val="ListBullet"/>
+        <w:spacing w:line="259" w:lineRule="auto" w:after="60"/>
       </w:pPr>
       <w:r>
         <w:t>Insolvenzgeldzeitraum läuft (Juni, Juli, August 2026).</w:t>
@@ -1122,6 +1223,7 @@
     <w:p>
       <w:pPr>
         <w:pStyle w:val="ListBullet"/>
+        <w:spacing w:line="259" w:lineRule="auto" w:after="60"/>
       </w:pPr>
       <w:r>
         <w:t>Aufnahme Investor-Tranche 1 (sofern Plan-Annahme ausreichend sicher).</w:t>
@@ -1129,6 +1231,7 @@
     </w:p>
     <w:p>
       <w:pPr>
+        <w:spacing w:line="259" w:lineRule="auto" w:after="60"/>
         <w:jc w:val="left"/>
       </w:pPr>
       <w:r>
@@ -1141,6 +1244,7 @@
     <w:p>
       <w:pPr>
         <w:pStyle w:val="ListBullet"/>
+        <w:spacing w:line="259" w:lineRule="auto" w:after="60"/>
       </w:pPr>
       <w:r>
         <w:t>Insolvenzeröffnung (§ 27 InsO).</w:t>
@@ -1149,6 +1253,7 @@
     <w:p>
       <w:pPr>
         <w:pStyle w:val="ListBullet"/>
+        <w:spacing w:line="259" w:lineRule="auto" w:after="60"/>
       </w:pPr>
       <w:r>
         <w:t>Forderungsanmeldung (§§ 174 ff. InsO, Prüfungstermin).</w:t>
@@ -1157,6 +1262,7 @@
     <w:p>
       <w:pPr>
         <w:pStyle w:val="ListBullet"/>
+        <w:spacing w:line="259" w:lineRule="auto" w:after="60"/>
       </w:pPr>
       <w:r>
         <w:t>Erörterungs- und Abstimmungstermin (§ 236 InsO).</w:t>
@@ -1165,6 +1271,7 @@
     <w:p>
       <w:pPr>
         <w:pStyle w:val="ListBullet"/>
+        <w:spacing w:line="259" w:lineRule="auto" w:after="60"/>
       </w:pPr>
       <w:r>
         <w:t>Planbestätigung (§ 248 InsO).</w:t>
@@ -1172,6 +1279,7 @@
     </w:p>
     <w:p>
       <w:pPr>
+        <w:spacing w:line="259" w:lineRule="auto" w:after="60"/>
         <w:jc w:val="left"/>
       </w:pPr>
       <w:r>
@@ -1184,6 +1292,7 @@
     <w:p>
       <w:pPr>
         <w:pStyle w:val="ListBullet"/>
+        <w:spacing w:line="259" w:lineRule="auto" w:after="60"/>
       </w:pPr>
       <w:r>
         <w:t>Auszahlung Planquoten aus Investor-Tranche und laufenden Einnahmen.</w:t>
@@ -1192,6 +1301,7 @@
     <w:p>
       <w:pPr>
         <w:pStyle w:val="ListBullet"/>
+        <w:spacing w:line="259" w:lineRule="auto" w:after="60"/>
       </w:pPr>
       <w:r>
         <w:t>Treuhänder überwacht 24 Monate.</w:t>
@@ -1200,6 +1310,7 @@
     <w:p>
       <w:pPr>
         <w:pStyle w:val="ListBullet"/>
+        <w:spacing w:line="259" w:lineRule="auto" w:after="60"/>
       </w:pPr>
       <w:r>
         <w:t>Planüberwachung bis Oktober 2028.</w:t>
@@ -1208,6 +1319,7 @@
     <w:p>
       <w:pPr>
         <w:pStyle w:val="Heading3"/>
+        <w:spacing w:line="259" w:lineRule="auto" w:after="60"/>
       </w:pPr>
       <w:r>
         <w:rPr>
@@ -1218,6 +1330,7 @@
     </w:p>
     <w:p>
       <w:pPr>
+        <w:spacing w:line="259" w:lineRule="auto" w:after="60"/>
         <w:jc w:val="left"/>
       </w:pPr>
       <w:r>
@@ -1230,6 +1343,7 @@
     <w:p>
       <w:pPr>
         <w:pStyle w:val="ListBullet"/>
+        <w:spacing w:line="259" w:lineRule="auto" w:after="60"/>
       </w:pPr>
       <w:r>
         <w:t>Insolvenzgeld sichert Löhne für drei Monate; erhebliche Liquiditätsentlastung (1.350.000 Euro).</w:t>
@@ -1238,6 +1352,7 @@
     <w:p>
       <w:pPr>
         <w:pStyle w:val="ListBullet"/>
+        <w:spacing w:line="259" w:lineRule="auto" w:after="60"/>
       </w:pPr>
       <w:r>
         <w:t>Alle Gläubiger werden planmäßig erfasst; kein Einzellieferant kann aus dem Plan herausbrechen.</w:t>
@@ -1246,6 +1361,7 @@
     <w:p>
       <w:pPr>
         <w:pStyle w:val="ListBullet"/>
+        <w:spacing w:line="259" w:lineRule="auto" w:after="60"/>
       </w:pPr>
       <w:r>
         <w:t>Anfechtungssperre ab Eröffnung; Vollstreckungsschutz.</w:t>
@@ -1254,6 +1370,7 @@
     <w:p>
       <w:pPr>
         <w:pStyle w:val="ListBullet"/>
+        <w:spacing w:line="259" w:lineRule="auto" w:after="60"/>
       </w:pPr>
       <w:r>
         <w:t>Gerichtlich bestätigter Plan hat höchste Bindungswirkung (§ 254 InsO).</w:t>
@@ -1261,6 +1378,7 @@
     </w:p>
     <w:p>
       <w:pPr>
+        <w:spacing w:line="259" w:lineRule="auto" w:after="60"/>
         <w:jc w:val="left"/>
       </w:pPr>
       <w:r>
@@ -1273,6 +1391,7 @@
     <w:p>
       <w:pPr>
         <w:pStyle w:val="ListBullet"/>
+        <w:spacing w:line="259" w:lineRule="auto" w:after="60"/>
       </w:pPr>
       <w:r>
         <w:t>Insolvenzbekanntmachung: Kunden, Lieferanten und Mitarbeiter erfahren von der Insolvenz.</w:t>
@@ -1281,6 +1400,7 @@
     <w:p>
       <w:pPr>
         <w:pStyle w:val="ListBullet"/>
+        <w:spacing w:line="259" w:lineRule="auto" w:after="60"/>
       </w:pPr>
       <w:r>
         <w:t>Reputationsschaden kurzfristig; einzelne Kunden könnten Aufträge zurückhalten.</w:t>
@@ -1289,6 +1409,7 @@
     <w:p>
       <w:pPr>
         <w:pStyle w:val="ListBullet"/>
+        <w:spacing w:line="259" w:lineRule="auto" w:after="60"/>
       </w:pPr>
       <w:r>
         <w:t>Höhere Verfahrenskosten (Sachwalter, Gericht).</w:t>
@@ -1297,15 +1418,21 @@
     <w:p>
       <w:pPr>
         <w:pStyle w:val="ListBullet"/>
+        <w:spacing w:line="259" w:lineRule="auto" w:after="60"/>
       </w:pPr>
       <w:r>
         <w:t>Zeitbedarf 6–9 Monate (aber durch vorbereiteten Plan reduziert).</w:t>
       </w:r>
     </w:p>
-    <w:p/>
+    <w:p>
+      <w:pPr>
+        <w:spacing w:line="259" w:lineRule="auto" w:after="60"/>
+      </w:pPr>
+    </w:p>
     <w:p>
       <w:pPr>
         <w:pStyle w:val="Heading2"/>
+        <w:spacing w:line="259" w:lineRule="auto" w:after="60"/>
       </w:pPr>
       <w:r>
         <w:rPr>
@@ -1316,16 +1443,22 @@
     </w:p>
     <w:p>
       <w:pPr>
+        <w:spacing w:line="259" w:lineRule="auto" w:after="60"/>
         <w:jc w:val="left"/>
       </w:pPr>
       <w:r>
         <w:t>Nicht empfohlen. Die Voraussetzungen für Eigenverwaltung sind erfüllt. Eine Regelinsolvenz würde die Geschäftsführung aus der operativen Kontrolle drängen und die Fortführungswahrscheinlichkeit verringern. Sie wird nur als letzter Ausweg diskutiert, falls Eigenverwaltungsantrag abgelehnt wird.</w:t>
       </w:r>
     </w:p>
-    <w:p/>
+    <w:p>
+      <w:pPr>
+        <w:spacing w:line="259" w:lineRule="auto" w:after="60"/>
+      </w:pPr>
+    </w:p>
     <w:p>
       <w:pPr>
         <w:pStyle w:val="Heading2"/>
+        <w:spacing w:line="259" w:lineRule="auto" w:after="60"/>
       </w:pPr>
       <w:r>
         <w:rPr>
@@ -1336,6 +1469,7 @@
     </w:p>
     <w:p>
       <w:pPr>
+        <w:spacing w:line="259" w:lineRule="auto" w:after="60"/>
         <w:jc w:val="left"/>
       </w:pPr>
       <w:r>
@@ -1351,6 +1485,7 @@
     <w:p>
       <w:pPr>
         <w:pStyle w:val="ListNumber"/>
+        <w:spacing w:line="259" w:lineRule="auto" w:after="60"/>
       </w:pPr>
       <w:r>
         <w:t>Insolvenzgeld sichert ca. 1.350.000 Euro Liquidität und entlastet die Planung in der kritischen Phase KW 28–33.</w:t>
@@ -1359,6 +1494,7 @@
     <w:p>
       <w:pPr>
         <w:pStyle w:val="ListNumber"/>
+        <w:spacing w:line="259" w:lineRule="auto" w:after="60"/>
       </w:pPr>
       <w:r>
         <w:t>Alle Gläubiger werden planmäßig erfasst; das Risiko eines Einzelgläubiger-Angriffs ist gebannt.</w:t>
@@ -1367,6 +1503,7 @@
     <w:p>
       <w:pPr>
         <w:pStyle w:val="ListNumber"/>
+        <w:spacing w:line="259" w:lineRule="auto" w:after="60"/>
       </w:pPr>
       <w:r>
         <w:t>Bei positiver Vergleichsrechnung ist ein Cram-Down gegen die NordBank AG möglich (§ 245 InsO).</w:t>
@@ -1375,6 +1512,7 @@
     <w:p>
       <w:pPr>
         <w:pStyle w:val="ListNumber"/>
+        <w:spacing w:line="259" w:lineRule="auto" w:after="60"/>
       </w:pPr>
       <w:r>
         <w:t>Die Lieferantenbeziehungen können durch transparente Kommunikation gestärkt werden.</w:t>
@@ -1383,6 +1521,7 @@
     <w:p>
       <w:pPr>
         <w:pStyle w:val="ListNumber"/>
+        <w:spacing w:line="259" w:lineRule="auto" w:after="60"/>
       </w:pPr>
       <w:r>
         <w:t>Das AG Hamburg kennt Eigenverwaltungsverfahren gut; die Kanzlei Brandt &amp; Söhne als Sachwalter ist erfahren.</w:t>
@@ -1390,6 +1529,7 @@
     </w:p>
     <w:p>
       <w:pPr>
+        <w:spacing w:line="259" w:lineRule="auto" w:after="60"/>
         <w:jc w:val="left"/>
       </w:pPr>
       <w:r>
@@ -1402,9 +1542,14 @@
         <w:t xml:space="preserve"> Der Mandant muss sicherstellen, dass bis zum 16. Juni 2026 alle Plan-Unterlagen vollständig sind und der Antrag professionell gestellt wird. Jede Verzögerung erhöht das Risiko erneuter Zahlungsunfähigkeit.</w:t>
       </w:r>
     </w:p>
-    <w:p/>
     <w:p>
       <w:pPr>
+        <w:spacing w:line="259" w:lineRule="auto" w:after="60"/>
+      </w:pPr>
+    </w:p>
+    <w:p>
+      <w:pPr>
+        <w:spacing w:line="259" w:lineRule="auto" w:after="60"/>
         <w:jc w:val="left"/>
       </w:pPr>
       <w:r>
@@ -1415,13 +1560,58 @@
       </w:r>
     </w:p>
     <w:sectPr>
+      <w:headerReference w:type="default" r:id="rId9"/>
+      <w:footerReference w:type="default" r:id="rId10"/>
       <w:pgSz w:w="11906" w:h="16838"/>
-      <w:pgMar w:top="1417" w:right="1417" w:bottom="1417" w:left="1417" w:header="720" w:footer="720" w:gutter="0"/>
+      <w:pgMar w:top="1191" w:right="1247" w:bottom="1134" w:left="1361" w:header="720" w:footer="720" w:gutter="0"/>
       <w:cols w:space="720"/>
       <w:docGrid w:linePitch="360"/>
     </w:sectPr>
   </w:body>
 </w:document>
+</file>
+
+<file path=word/footer1.xml><?xml version="1.0" encoding="utf-8"?>
+<w:ftr xmlns:m="http://schemas.openxmlformats.org/officeDocument/2006/math" xmlns:mc="http://schemas.openxmlformats.org/markup-compatibility/2006" xmlns:mo="http://schemas.microsoft.com/office/mac/office/2008/main" xmlns:mv="urn:schemas-microsoft-com:mac:vml" xmlns:o="urn:schemas-microsoft-com:office:office" xmlns:r="http://schemas.openxmlformats.org/officeDocument/2006/relationships" xmlns:v="urn:schemas-microsoft-com:vml" xmlns:w10="urn:schemas-microsoft-com:office:word" xmlns:w14="http://schemas.microsoft.com/office/word/2010/wordml" xmlns:w="http://schemas.openxmlformats.org/wordprocessingml/2006/main" xmlns:wne="http://schemas.microsoft.com/office/word/2006/wordml" xmlns:wp14="http://schemas.microsoft.com/office/word/2010/wordprocessingDrawing" xmlns:wp="http://schemas.openxmlformats.org/drawingml/2006/wordprocessingDrawing" xmlns:wpc="http://schemas.microsoft.com/office/word/2010/wordprocessingCanvas" xmlns:wpg="http://schemas.microsoft.com/office/word/2010/wordprocessingGroup" xmlns:wpi="http://schemas.microsoft.com/office/word/2010/wordprocessingInk" xmlns:wps="http://schemas.microsoft.com/office/word/2010/wordprocessingShape" mc:Ignorable="w14 wp14">
+  <w:p>
+    <w:pPr>
+      <w:pStyle w:val="Footer"/>
+      <w:jc w:val="left"/>
+    </w:pPr>
+    <w:r/>
+    <w:r>
+      <w:rPr>
+        <w:rFonts w:ascii="Times New Roman" w:hAnsi="Times New Roman"/>
+        <w:b w:val="0"/>
+        <w:color w:val="777777"/>
+        <w:sz w:val="17"/>
+      </w:rPr>
+      <w:t>Vertraulich | Bearbeitungsstand Juli 2026 | nur zur Aktenbearbeitung</w:t>
+    </w:r>
+  </w:p>
+</w:ftr>
+</file>
+
+<file path=word/header1.xml><?xml version="1.0" encoding="utf-8"?>
+<w:hdr xmlns:m="http://schemas.openxmlformats.org/officeDocument/2006/math" xmlns:mc="http://schemas.openxmlformats.org/markup-compatibility/2006" xmlns:mo="http://schemas.microsoft.com/office/mac/office/2008/main" xmlns:mv="urn:schemas-microsoft-com:mac:vml" xmlns:o="urn:schemas-microsoft-com:office:office" xmlns:r="http://schemas.openxmlformats.org/officeDocument/2006/relationships" xmlns:v="urn:schemas-microsoft-com:vml" xmlns:w10="urn:schemas-microsoft-com:office:word" xmlns:w14="http://schemas.microsoft.com/office/word/2010/wordml" xmlns:w="http://schemas.openxmlformats.org/wordprocessingml/2006/main" xmlns:wne="http://schemas.microsoft.com/office/word/2006/wordml" xmlns:wp14="http://schemas.microsoft.com/office/word/2010/wordprocessingDrawing" xmlns:wp="http://schemas.openxmlformats.org/drawingml/2006/wordprocessingDrawing" xmlns:wpc="http://schemas.microsoft.com/office/word/2010/wordprocessingCanvas" xmlns:wpg="http://schemas.microsoft.com/office/word/2010/wordprocessingGroup" xmlns:wpi="http://schemas.microsoft.com/office/word/2010/wordprocessingInk" xmlns:wps="http://schemas.microsoft.com/office/word/2010/wordprocessingShape" mc:Ignorable="w14 wp14">
+  <w:p>
+    <w:pPr>
+      <w:pStyle w:val="Header"/>
+      <w:jc w:val="left"/>
+    </w:pPr>
+    <w:r/>
+    <w:r>
+      <w:rPr>
+        <w:rFonts w:ascii="Times New Roman" w:hAnsi="Times New Roman"/>
+        <w:b w:val="0"/>
+        <w:i w:val="0"/>
+        <w:color w:val="666666"/>
+        <w:sz w:val="17"/>
+      </w:rPr>
+      <w:t>Lindenhof und Partner mbB | Insolvenz- und Restrukturierungsakte | Bearbeitungsstand Juli 2026</w:t>
+    </w:r>
+  </w:p>
+</w:hdr>
 </file>
 
 <file path=word/numbering.xml><?xml version="1.0" encoding="utf-8"?>
@@ -2138,11 +2328,12 @@
       <w:contextualSpacing/>
     </w:pPr>
     <w:rPr>
-      <w:rFonts w:asciiTheme="majorHAnsi" w:eastAsiaTheme="majorEastAsia" w:hAnsiTheme="majorHAnsi" w:cstheme="majorBidi"/>
+      <w:rFonts w:asciiTheme="majorHAnsi" w:eastAsiaTheme="majorEastAsia" w:hAnsiTheme="majorHAnsi" w:cstheme="majorBidi" w:ascii="Times New Roman" w:hAnsi="Times New Roman"/>
+      <w:b/>
       <w:color w:val="17365D" w:themeColor="text2" w:themeShade="BF"/>
       <w:spacing w:val="5"/>
       <w:kern w:val="28"/>
-      <w:sz w:val="52"/>
+      <w:sz w:val="30"/>
       <w:szCs w:val="52"/>
     </w:rPr>
   </w:style>

--- a/testakten/insolvenzplan-starug-planwerkstatt-metallbau-hansa/17_gerichtliche_route.docx
+++ b/testakten/insolvenzplan-starug-planwerkstatt-metallbau-hansa/17_gerichtliche_route.docx
@@ -229,11 +229,7 @@
           </w:tcPr>
           <w:p>
             <w:r>
-              <w:rPr>
-                <w:rFonts w:ascii="Times New Roman" w:hAnsi="Times New Roman"/>
-                <w:sz w:val="20"/>
-              </w:rPr>
-              <w:t>Keine Zahlungsunfähigkeit</w:t>
+              <w:t>Drohende Zahlungsunfähigkeit</w:t>
             </w:r>
           </w:p>
         </w:tc>
@@ -243,11 +239,7 @@
           </w:tcPr>
           <w:p>
             <w:r>
-              <w:rPr>
-                <w:rFonts w:ascii="Times New Roman" w:hAnsi="Times New Roman"/>
-                <w:sz w:val="20"/>
-              </w:rPr>
-              <w:t>Vorläufige Zustimmung Sachwalter</w:t>
+              <w:t>Planung nach Paragraf 270a; Anordnung nach Paragraf 270b InsO</w:t>
             </w:r>
           </w:p>
         </w:tc>
@@ -257,11 +249,7 @@
           </w:tcPr>
           <w:p>
             <w:r>
-              <w:rPr>
-                <w:rFonts w:ascii="Times New Roman" w:hAnsi="Times New Roman"/>
-                <w:sz w:val="20"/>
-              </w:rPr>
-              <w:t>Immer möglich</w:t>
+              <w:t>Eröffnungsgrund, zulässiger Antrag und grundsätzlich Kostendeckung</w:t>
             </w:r>
           </w:p>
         </w:tc>
@@ -301,11 +289,7 @@
           </w:tcPr>
           <w:p>
             <w:r>
-              <w:rPr>
-                <w:rFonts w:ascii="Times New Roman" w:hAnsi="Times New Roman"/>
-                <w:sz w:val="20"/>
-              </w:rPr>
-              <w:t>Ja (3 Monate)</w:t>
+              <w:t>Bei Voraussetzungen bis zu drei Monate vor dem Insolvenzereignis</w:t>
             </w:r>
           </w:p>
         </w:tc>
@@ -315,11 +299,7 @@
           </w:tcPr>
           <w:p>
             <w:r>
-              <w:rPr>
-                <w:rFonts w:ascii="Times New Roman" w:hAnsi="Times New Roman"/>
-                <w:sz w:val="20"/>
-              </w:rPr>
-              <w:t>Ja (3 Monate)</w:t>
+              <w:t>Bei Voraussetzungen bis zu drei Monate vor dem Insolvenzereignis</w:t>
             </w:r>
           </w:p>
         </w:tc>
@@ -359,11 +339,7 @@
           </w:tcPr>
           <w:p>
             <w:r>
-              <w:rPr>
-                <w:rFonts w:ascii="Times New Roman" w:hAnsi="Times New Roman"/>
-                <w:sz w:val="20"/>
-              </w:rPr>
-              <w:t>Ja, über Gruppen</w:t>
+              <w:t>Über Gruppen im Insolvenzplan</w:t>
             </w:r>
           </w:p>
         </w:tc>
@@ -373,11 +349,7 @@
           </w:tcPr>
           <w:p>
             <w:r>
-              <w:rPr>
-                <w:rFonts w:ascii="Times New Roman" w:hAnsi="Times New Roman"/>
-                <w:sz w:val="20"/>
-              </w:rPr>
-              <w:t>Ja, über Gruppen</w:t>
+              <w:t>Als Insolvenzgläubiger; Gruppen nur im Insolvenzplan</w:t>
             </w:r>
           </w:p>
         </w:tc>
@@ -407,7 +379,7 @@
                 <w:rFonts w:ascii="Times New Roman" w:hAnsi="Times New Roman"/>
                 <w:sz w:val="20"/>
               </w:rPr>
-              <w:t>§ 26 StaRUG</w:t>
+              <w:t>Paragraf 26 StaRUG</w:t>
             </w:r>
           </w:p>
         </w:tc>
@@ -421,7 +393,7 @@
                 <w:rFonts w:ascii="Times New Roman" w:hAnsi="Times New Roman"/>
                 <w:sz w:val="20"/>
               </w:rPr>
-              <w:t>§ 245 InsO</w:t>
+              <w:t>Paragraf 245 InsO</w:t>
             </w:r>
           </w:p>
         </w:tc>
@@ -431,11 +403,7 @@
           </w:tcPr>
           <w:p>
             <w:r>
-              <w:rPr>
-                <w:rFonts w:ascii="Times New Roman" w:hAnsi="Times New Roman"/>
-                <w:sz w:val="20"/>
-              </w:rPr>
-              <w:t>Nicht anwendbar</w:t>
+              <w:t>Nur bei Insolvenzplan</w:t>
             </w:r>
           </w:p>
         </w:tc>
@@ -461,11 +429,7 @@
           </w:tcPr>
           <w:p>
             <w:r>
-              <w:rPr>
-                <w:rFonts w:ascii="Times New Roman" w:hAnsi="Times New Roman"/>
-                <w:sz w:val="20"/>
-              </w:rPr>
-              <w:t>Stabilisierung § 49 StaRUG</w:t>
+              <w:t>Nur auf Antrag und gerichtliche Anordnung, Paragrafen 49 bis 51 StaRUG</w:t>
             </w:r>
           </w:p>
         </w:tc>
@@ -475,11 +439,7 @@
           </w:tcPr>
           <w:p>
             <w:r>
-              <w:rPr>
-                <w:rFonts w:ascii="Times New Roman" w:hAnsi="Times New Roman"/>
-                <w:sz w:val="20"/>
-              </w:rPr>
-              <w:t>Automatisch mit Antrag</w:t>
+              <w:t>Vor Eröffnung nur gerichtlich; ab Eröffnung Paragraf 89 InsO</w:t>
             </w:r>
           </w:p>
         </w:tc>
@@ -489,11 +449,7 @@
           </w:tcPr>
           <w:p>
             <w:r>
-              <w:rPr>
-                <w:rFonts w:ascii="Times New Roman" w:hAnsi="Times New Roman"/>
-                <w:sz w:val="20"/>
-              </w:rPr>
-              <w:t>Automatisch</w:t>
+              <w:t>Vor Eröffnung nur gerichtlich; ab Eröffnung Paragraf 89 InsO</w:t>
             </w:r>
           </w:p>
         </w:tc>
@@ -505,11 +461,7 @@
           </w:tcPr>
           <w:p>
             <w:r>
-              <w:rPr>
-                <w:rFonts w:ascii="Times New Roman" w:hAnsi="Times New Roman"/>
-                <w:sz w:val="20"/>
-              </w:rPr>
-              <w:t>Öffentlichkeitswirkung</w:t>
+              <w:t>Publizität</w:t>
             </w:r>
           </w:p>
         </w:tc>
@@ -519,11 +471,7 @@
           </w:tcPr>
           <w:p>
             <w:r>
-              <w:rPr>
-                <w:rFonts w:ascii="Times New Roman" w:hAnsi="Times New Roman"/>
-                <w:sz w:val="20"/>
-              </w:rPr>
-              <w:t>Gering (kein Insolvenzregister-Eintrag)</w:t>
+              <w:t>Regelmäßig keine öffentliche Bekanntmachung</w:t>
             </w:r>
           </w:p>
         </w:tc>
@@ -533,11 +481,7 @@
           </w:tcPr>
           <w:p>
             <w:r>
-              <w:rPr>
-                <w:rFonts w:ascii="Times New Roman" w:hAnsi="Times New Roman"/>
-                <w:sz w:val="20"/>
-              </w:rPr>
-              <w:t>Insolvenzbekanntmachung</w:t>
+              <w:t>Öffentliche Bekanntmachung</w:t>
             </w:r>
           </w:p>
         </w:tc>
@@ -547,11 +491,7 @@
           </w:tcPr>
           <w:p>
             <w:r>
-              <w:rPr>
-                <w:rFonts w:ascii="Times New Roman" w:hAnsi="Times New Roman"/>
-                <w:sz w:val="20"/>
-              </w:rPr>
-              <w:t>Insolvenzbekanntmachung</w:t>
+              <w:t>Öffentliche Bekanntmachung</w:t>
             </w:r>
           </w:p>
         </w:tc>
@@ -723,7 +663,7 @@
         <w:jc w:val="left"/>
       </w:pPr>
       <w:r>
-        <w:t>Das StaRUG (Unternehmensstabilisierungs- und -restrukturierungsgesetz, BGBl. I 2020, S. 3256) ermöglicht eine gerichtlich überwachte Sanierung außerhalb des Insolvenzverfahrens. Voraussetzung nach § 29 Abs. 1 StaRUG ist:</w:t>
+        <w:t>Die Instrumente des StaRUG dienen nach Paragraf 29 Absatz 1 StaRUG der nachhaltigen Beseitigung einer drohenden Zahlungsunfähigkeit. Restrukturierungsfähigkeit, Anzeige und konkrete Instrumentenvoraussetzungen sind getrennt nach Paragrafen 30 und 31 StaRUG sowie der jeweils beantragten Verfahrenshilfe zu prüfen.</w:t>
       </w:r>
     </w:p>
     <w:p>
@@ -732,34 +672,7 @@
         <w:spacing w:line="259" w:lineRule="auto" w:after="60"/>
       </w:pPr>
       <w:r>
-        <w:t xml:space="preserve">Die Schuldnerin ist </w:t>
-      </w:r>
-      <w:r>
-        <w:rPr>
-          <w:b/>
-        </w:rPr>
-        <w:t>drohend zahlungsunfähig</w:t>
-      </w:r>
-      <w:r>
-        <w:t xml:space="preserve"> (§ 18 InsO), aber </w:t>
-      </w:r>
-      <w:r>
-        <w:rPr>
-          <w:b/>
-        </w:rPr>
-        <w:t>noch nicht zahlungsunfähig</w:t>
-      </w:r>
-      <w:r>
-        <w:t xml:space="preserve"> (§ 17 InsO) oder </w:t>
-      </w:r>
-      <w:r>
-        <w:rPr>
-          <w:b/>
-        </w:rPr>
-        <w:t>überschuldet</w:t>
-      </w:r>
-      <w:r>
-        <w:t xml:space="preserve"> ohne positive Fortführungsprognose.</w:t>
+        <w:t>Die Schuldnerin muss drohend zahlungsunfähig im Sinne des Paragrafen 18 Absatz 2 InsO sein. Tritt Zahlungsunfähigkeit oder bei einer haftungsbeschränkten Gesellschaft Überschuldung ein, greifen Anzeige- und Aufhebungsregeln nach Paragrafen 32 Absatz 3 und 33 Absatz 2 StaRUG; gesetzliche Ausnahmen sind fallbezogen zu prüfen.</w:t>
       </w:r>
     </w:p>
     <w:p>
@@ -768,7 +681,7 @@
         <w:spacing w:line="259" w:lineRule="auto" w:after="60"/>
       </w:pPr>
       <w:r>
-        <w:t>Das Restrukturierungsvorhaben ist zur Beseitigung der drohenden Zahlungsunfähigkeit geeignet (§ 29 Abs. 2 StaRUG).</w:t>
+        <w:t>Das Restrukturierungskonzept muss nachvollziehbar darlegen, wie die drohende Zahlungsunfähigkeit nachhaltig beseitigt werden soll. Paragraf 29 Absatz 2 StaRUG bestimmt die verfügbaren Instrumente; deren besondere Voraussetzungen sind jeweils gesondert zu prüfen.</w:t>
       </w:r>
     </w:p>
     <w:p>
@@ -816,7 +729,7 @@
         <w:rPr>
           <w:b/>
         </w:rPr>
-        <w:t>Schritt 1 – Anzeige des Restrukturierungsvorhabens (§ 31 StaRUG):</w:t>
+        <w:t>Schritt 1 – Anzeige des Restrukturierungsvorhabens (Paragraf 31 StaRUG):</w:t>
       </w:r>
     </w:p>
     <w:p>
@@ -825,7 +738,7 @@
         <w:jc w:val="left"/>
       </w:pPr>
       <w:r>
-        <w:t>Anzeige beim Amtsgericht Hamburg als Restrukturierungsgericht. Zuständig nach § 35 StaRUG: AG Hamburg (Unternehmenssitz). Die Anzeige löst den Restrukturierungsrahmen aus. Die Schuldnerin ist ab diesem Zeitpunkt "Restrukturierungsschuldnerin" und unterliegt den Pflichten nach §§ 32–34 StaRUG.</w:t>
+        <w:t>Anzeige beim zuständigen Restrukturierungsgericht nach Paragraf 31 StaRUG. Für den Sitz in Hamburg ist die sachliche Zuständigkeit nach Paragraf 34 StaRUG und die örtliche Zuständigkeit nach Paragraf 35 StaRUG einschließlich der geltenden landesrechtlichen Konzentration zu prüfen. Mit der wirksamen Anzeige wird die Restrukturierungssache rechtshängig; die Schuldnerin unterliegt den Mitteilungs- und Verhaltenspflichten des StaRUG.</w:t>
       </w:r>
     </w:p>
     <w:p>
@@ -837,7 +750,7 @@
         <w:rPr>
           <w:b/>
         </w:rPr>
-        <w:t>Schritt 2 – Stabilisierungsanordnung (§ 49 StaRUG):</w:t>
+        <w:t>Schritt 2 – Stabilisierungsanordnung (Paragraf 49 StaRUG):</w:t>
       </w:r>
     </w:p>
     <w:p>
@@ -846,7 +759,7 @@
         <w:jc w:val="left"/>
       </w:pPr>
       <w:r>
-        <w:t>Antrag auf Stabilisierungsanordnung, um NordBank-Vollstreckung zu unterbinden. Voraussetzung: Mehr als die Hälfte der planbetroffenen Gläubiger (gemessen an Stimmrechten) unterstützen das Vorhaben, oder die Anordnung ist zur Wahrung der Verhandlungsgrundlage erforderlich.</w:t>
+        <w:t>Antrag auf Stabilisierungsanordnung, um konkret bezeichnete Vollstreckungsmaßnahmen der NordBank zu untersagen oder einzustellen. Inhalt, Adressatenkreis und Dauer nach Paragraf 50 StaRUG bestimmen; vollständige und schlüssige Restrukturierungsplanung sowie Erforderlichkeit und weitere Voraussetzungen nach Paragraf 51 StaRUG belegen. Eine vorab erreichte Gläubigermehrheit ist keine pauschale Tatbestandsvoraussetzung.</w:t>
       </w:r>
     </w:p>
     <w:p>
@@ -858,7 +771,7 @@
         <w:rPr>
           <w:b/>
         </w:rPr>
-        <w:t>Schritt 3 – Planabstimmung (§§ 17–21 StaRUG):</w:t>
+        <w:t>Schritt 3 – Planabstimmung (Paragrafen 17–21 StaRUG):</w:t>
       </w:r>
     </w:p>
     <w:p>
@@ -867,7 +780,7 @@
         <w:jc w:val="left"/>
       </w:pPr>
       <w:r>
-        <w:t>Abstimmung in Klassen; 75 % Mehrheit je Klasse erforderlich. Cram-Down nach § 26 StaRUG möglich, wenn: (a) mind. eine Klasse zugestimmt hat, (b) kein Gläubiger schlechter gestellt wird, (c) das Gericht die Mehrheitsentscheidung der zustimmenden Klassen bestätigt.</w:t>
+        <w:t>Abstimmung in Gruppen; die erforderliche Mehrheit bestimmt Paragraf 25 StaRUG. Eine gruppenübergreifende Mehrheitsentscheidung nach Paragraf 26 StaRUG verlangt insbesondere, dass die ablehnende Gruppe voraussichtlich nicht schlechter gestellt und angemessen am Planwert beteiligt wird sowie die gesetzlich erforderliche Mehrheit der abstimmenden Gruppen zugestimmt hat. Die Sonderregel bei nur zwei Gruppen und die Grenzen der Paragrafen 27 und 28 StaRUG gesondert prüfen.</w:t>
       </w:r>
     </w:p>
     <w:p>
@@ -876,10 +789,7 @@
         <w:jc w:val="left"/>
       </w:pPr>
       <w:r>
-        <w:rPr>
-          <w:b/>
-        </w:rPr>
-        <w:t>Schritt 4 – Planbestätigung (§ 74 StaRUG):</w:t>
+        <w:t>Schritt 4 – Antrag auf Planbestätigung nach Paragraf 60 StaRUG:</w:t>
       </w:r>
     </w:p>
     <w:p>
@@ -888,7 +798,7 @@
         <w:jc w:val="left"/>
       </w:pPr>
       <w:r>
-        <w:t>Das Restrukturierungsgericht bestätigt den Plan; ab Rechtskraft ist der Plan verbindlich.</w:t>
+        <w:t>Das Restrukturierungsgericht prüft den Bestätigungsantrag einschließlich Versagungsgründen und Minderheitenschutz. Die Wirkungen des bestätigten Plans richten sich nach Paragrafen 67 ff. StaRUG; Rechtsmittel und Eintritt der Rechtskraft gesondert dokumentieren.</w:t>
       </w:r>
     </w:p>
     <w:p>
@@ -999,7 +909,7 @@
         <w:spacing w:line="259" w:lineRule="auto" w:after="60"/>
       </w:pPr>
       <w:r>
-        <w:t>Keine automatische Anfechtungssperre: Ein Gläubiger kann weiter pfänden (bis Stabilisierungsanordnung beantragt und erlassen ist).</w:t>
+        <w:t>Keine automatische Vollstreckungssperre: Ein Gläubiger kann weiter pfänden (bis Stabilisierungsanordnung beantragt und erlassen ist).</w:t>
       </w:r>
     </w:p>
     <w:p>
@@ -1031,10 +941,7 @@
         <w:spacing w:line="259" w:lineRule="auto" w:after="60"/>
       </w:pPr>
       <w:r>
-        <w:rPr>
-          <w:rFonts w:ascii="Times New Roman" w:hAnsi="Times New Roman"/>
-        </w:rPr>
-        <w:t>3. Option B: Insolvenzplan in Eigenverwaltung (§ 270a InsO)</w:t>
+        <w:t>3. Option B: Insolvenzplan in Eigenverwaltung nach Paragrafen 217 ff. und 270 ff. InsO</w:t>
       </w:r>
     </w:p>
     <w:p>
@@ -1055,7 +962,7 @@
         <w:jc w:val="left"/>
       </w:pPr>
       <w:r>
-        <w:t>Gemäß § 270 InsO kann das Insolvenzgericht auf Antrag der Schuldnerin anordnen, dass die Schuldnerin die Insolvenzmasse unter Aufsicht des Sachwalters selbst verwaltet. Voraussetzung: keine Umstände bekannt, die erwarten lassen, dass die Eigenverwaltung zu Nachteilen für die Gläubiger führen wird (§ 270 Abs. 2 Nr. 2 InsO i.d.F. des SanInsFoG).</w:t>
+        <w:t>Im eröffneten Verfahren wird die Eigenverwaltung nach Paragraf 270f InsO angeordnet; Paragraf 270 InsO beschreibt den Grundsatz der Verwaltung und Verfügung durch den Schuldner unter Sachwalteraufsicht. Für die vorläufige Eigenverwaltung sind die vollständige und schlüssige Eigenverwaltungsplanung nach Paragraf 270a InsO und die Voraussetzungen des Paragrafen 270b InsO maßgeblich.</w:t>
       </w:r>
     </w:p>
     <w:p>
@@ -1064,13 +971,7 @@
         <w:jc w:val="left"/>
       </w:pPr>
       <w:r>
-        <w:rPr>
-          <w:b/>
-        </w:rPr>
-        <w:t>Praxis:</w:t>
-      </w:r>
-      <w:r>
-        <w:t xml:space="preserve"> Das AG Hamburg ist bekannt dafür, Eigenverwaltungsanträge bei erfahrener Sanierungsberatung und vorbereiteten Planentwürfen positiv zu bescheiden. Ein vorgelegter Insolvenzplanentwurf stärkt die Eigenverwaltungsaussichten erheblich (§ 270a Abs. 1 S. 2 Nr. 1 InsO).</w:t>
+        <w:t>Prüfpunkt: Das Gericht beurteilt die vorläufige Eigenverwaltung nach Paragraf 270b InsO anhand der vollständigen und schlüssigen Eigenverwaltungsplanung. Ein vorbereiteter Insolvenzplanentwurf kann die Durchführbarkeit plausibilisieren, ersetzt aber weder den Sechsmonats-Finanzplan noch die weiteren Angaben nach Paragraf 270a Absatz 1 Nummern 1 bis 5 InsO.</w:t>
       </w:r>
     </w:p>
     <w:p>
@@ -1151,7 +1052,7 @@
         <w:spacing w:line="259" w:lineRule="auto" w:after="60"/>
       </w:pPr>
       <w:r>
-        <w:t>Insolvenzantrag der Schuldnerin (§ 13 InsO).</w:t>
+        <w:t>Insolvenzantrag der Schuldnerin (Paragraf 13 InsO).</w:t>
       </w:r>
     </w:p>
     <w:p>
@@ -1160,7 +1061,7 @@
         <w:spacing w:line="259" w:lineRule="auto" w:after="60"/>
       </w:pPr>
       <w:r>
-        <w:t>Antrag auf vorläufige Eigenverwaltung (§ 270a InsO).</w:t>
+        <w:t>Antrag auf vorläufige Eigenverwaltung nach Paragraf 270b InsO; Eigenverwaltungsplanung nach Paragraf 270a InsO beifügen.</w:t>
       </w:r>
     </w:p>
     <w:p>
@@ -1217,7 +1118,7 @@
         <w:spacing w:line="259" w:lineRule="auto" w:after="60"/>
       </w:pPr>
       <w:r>
-        <w:t>Insolvenzgeldzeitraum läuft (Juni, Juli, August 2026).</w:t>
+        <w:t>Planannahme: Insolvenzgeldzeitraum Juni bis August 2026. Das maßgebliche Insolvenzereignis und die offenen Arbeitsentgeltansprüche nach Paragraf 165 SGB III sind vor der Finanzierung zu bestätigen.</w:t>
       </w:r>
     </w:p>
     <w:p>
@@ -1247,7 +1148,7 @@
         <w:spacing w:line="259" w:lineRule="auto" w:after="60"/>
       </w:pPr>
       <w:r>
-        <w:t>Insolvenzeröffnung (§ 27 InsO).</w:t>
+        <w:t>Insolvenzeröffnung (Paragraf 27 InsO).</w:t>
       </w:r>
     </w:p>
     <w:p>
@@ -1256,7 +1157,7 @@
         <w:spacing w:line="259" w:lineRule="auto" w:after="60"/>
       </w:pPr>
       <w:r>
-        <w:t>Forderungsanmeldung (§§ 174 ff. InsO, Prüfungstermin).</w:t>
+        <w:t>Forderungsanmeldung (Paragrafen 174 ff. InsO, Prüfungstermin).</w:t>
       </w:r>
     </w:p>
     <w:p>
@@ -1265,7 +1166,7 @@
         <w:spacing w:line="259" w:lineRule="auto" w:after="60"/>
       </w:pPr>
       <w:r>
-        <w:t>Erörterungs- und Abstimmungstermin (§ 236 InsO).</w:t>
+        <w:t>Erörterungs- und Abstimmungstermin (Paragraf 236 InsO).</w:t>
       </w:r>
     </w:p>
     <w:p>
@@ -1274,7 +1175,7 @@
         <w:spacing w:line="259" w:lineRule="auto" w:after="60"/>
       </w:pPr>
       <w:r>
-        <w:t>Planbestätigung (§ 248 InsO).</w:t>
+        <w:t>Planbestätigung (Paragraf 248 InsO).</w:t>
       </w:r>
     </w:p>
     <w:p>
@@ -1346,7 +1247,7 @@
         <w:spacing w:line="259" w:lineRule="auto" w:after="60"/>
       </w:pPr>
       <w:r>
-        <w:t>Insolvenzgeld sichert Löhne für drei Monate; erhebliche Liquiditätsentlastung (1.350.000 Euro).</w:t>
+        <w:t>Insolvenzgeld kann offene Nettoarbeitsentgeltansprüche für die dem Insolvenzereignis vorausgehenden drei Monate abdecken. Die angenommene Liquiditätsentlastung von 1350000 Euro setzt eine tragfähige Vorfinanzierung und die erforderliche Zustimmung nach Paragraf 170 Absatz 4 SGB III voraus.</w:t>
       </w:r>
     </w:p>
     <w:p>
@@ -1355,7 +1256,7 @@
         <w:spacing w:line="259" w:lineRule="auto" w:after="60"/>
       </w:pPr>
       <w:r>
-        <w:t>Alle Gläubiger werden planmäßig erfasst; kein Einzellieferant kann aus dem Plan herausbrechen.</w:t>
+        <w:t>Der Insolvenzplan bindet die nach seinem gestaltenden Teil erfassten Beteiligten nach Maßgabe der Paragrafen 217 ff. InsO. Nicht einbezogene oder gesetzlich nicht gestaltbare Rechte sowie Masseverbindlichkeiten sind gesondert zu behandeln.</w:t>
       </w:r>
     </w:p>
     <w:p>
@@ -1364,7 +1265,7 @@
         <w:spacing w:line="259" w:lineRule="auto" w:after="60"/>
       </w:pPr>
       <w:r>
-        <w:t>Anfechtungssperre ab Eröffnung; Vollstreckungsschutz.</w:t>
+        <w:t>Mit Verfahrenseröffnung gelten die insolvenzrechtlichen Vollstreckungsbeschränkungen. Rechtshandlungen vor der Eröffnung bleiben nach Paragrafen 129 ff. InsO anfechtungsrechtlich zu prüfen; eine pauschale Anfechtungssperre besteht nicht.</w:t>
       </w:r>
     </w:p>
     <w:p>
@@ -1373,7 +1274,7 @@
         <w:spacing w:line="259" w:lineRule="auto" w:after="60"/>
       </w:pPr>
       <w:r>
-        <w:t>Gerichtlich bestätigter Plan hat höchste Bindungswirkung (§ 254 InsO).</w:t>
+        <w:t>Gerichtlich bestätigter Plan hat höchste Bindungswirkung (Paragraf 254 InsO).</w:t>
       </w:r>
     </w:p>
     <w:p>
@@ -1488,7 +1389,7 @@
         <w:spacing w:line="259" w:lineRule="auto" w:after="60"/>
       </w:pPr>
       <w:r>
-        <w:t>Insolvenzgeld sichert ca. 1.350.000 Euro Liquidität und entlastet die Planung in der kritischen Phase KW 28–33.</w:t>
+        <w:t>Die Planung setzt eine Vorfinanzierung von rund 1350000 Euro voraus. Zeitraum, Anspruchsberechtigte, Nettoentgelt und Zustimmung der Agentur für Arbeit sind als offene Vollzugsbedingungen auszuweisen.</w:t>
       </w:r>
     </w:p>
     <w:p>
@@ -1506,7 +1407,7 @@
         <w:spacing w:line="259" w:lineRule="auto" w:after="60"/>
       </w:pPr>
       <w:r>
-        <w:t>Bei positiver Vergleichsrechnung ist ein Cram-Down gegen die NordBank AG möglich (§ 245 InsO).</w:t>
+        <w:t>Bei positiver Vergleichsrechnung ist ein Cram-Down gegen die NordBank AG möglich (Paragraf 245 InsO).</w:t>
       </w:r>
     </w:p>
     <w:p>
